--- a/tools/candidates/remaining-batch-r3-20261018/checkpoint-working/P2/00-INSTRUKCIYA.docx
+++ b/tools/candidates/remaining-batch-r3-20261018/checkpoint-working/P2/00-INSTRUKCIYA.docx
@@ -684,7 +684,7 @@
               <w:rPr>
                 <w:rFonts w:ascii="Arial" w:hAnsi="Arial"/>
               </w:rPr>
-              <w:t>04-akt-skrytyh-rabot.xlsx</w:t>
+              <w:t>04-akt-skrytyh-rabot.pdf</w:t>
             </w:r>
           </w:p>
         </w:tc>
@@ -1100,7 +1100,7 @@
         <w:rPr>
           <w:rFonts w:ascii="Arial" w:hAnsi="Arial"/>
         </w:rPr>
-        <w:t>Формы Word и расчёты Excel предназначены для заполнения. PDF-инструкции и проверочные листы используются для внутреннего контроля.</w:t>
+        <w:t>Формы Word и расчёты Excel заполните по документам объекта. Файл 04 — исходный бланк АОСР в PDF для печати и заполнения; интерактивные поля в нём отсутствуют. Остальные PDF содержат инструкции и проверочные листы.</w:t>
       </w:r>
     </w:p>
     <w:p>
@@ -1281,7 +1281,7 @@
         <w:rPr>
           <w:rFonts w:ascii="Arial" w:hAnsi="Arial"/>
         </w:rPr>
-        <w:t>Файл 04 следует составу и последовательности рекомендуемого образца акта освидетельствования скрытых работ из приложения № 3 к составу исполнительной документации, утвержденному приказом Минстроя России от 16.05.2023 № 344/пр. Он применим к скрытым работам при строительстве, реконструкции и капитальном ремонте объектов капитального строительства. Заполните всех участников и подписантов по фактическим ролям, проектные и исполнительные документы, даты, требования и решение о последующих работах. Подписывайте до закрытия работ следующими операциями.</w:t>
+        <w:t>Файл 04 содержит неизменённые страницы рекомендуемого образца АОСР из приложения № 3 к составу исполнительной документации по приказу Минстроя России от 16.05.2023 № 344/пр. Заполните реквизиты объекта и участников, пункты 1–7, приложения и подписи по фактическим обстоятельствам. Освидетельствование оформите до выполнения последующих работ.</w:t>
       </w:r>
     </w:p>
     <w:p>
@@ -1290,7 +1290,7 @@
         <w:rPr>
           <w:rFonts w:ascii="Arial" w:hAnsi="Arial"/>
         </w:rPr>
-        <w:t>Связь с дополнительным объёмом, журналом 08, фотоматериалами и согласованием 02 укажите в приложениях или дополнительных сведениях, сохранив все разделы исходного акта. Формы переписки, согласования, учёта и расчёта заполните по договору и утверждённому для объекта перечню исполнительной документации. Источник рекомендуемого образца: https://publication.pravo.gov.ru/document/0001202306010019 .</w:t>
+        <w:t>Связь с дополнительным объёмом, журналом 08, фотоматериалами и согласованием 02 отразите в предусмотренных разделах акта и приложениях. Сохраните все графы и реквизиты исходного бланка. Источник: https://minjust.consultant.ru/files/47785, страницы 13–16.</w:t>
       </w:r>
     </w:p>
     <w:sectPr>
